--- a/lessons/6-4-group1/homework.docx
+++ b/lessons/6-4-group1/homework.docx
@@ -80,7 +80,7 @@
         <w:spacing w:after="60" w:before="0"/>
       </w:pPr>
       <w:r>
-        <w:t xml:space="preserve">Content: With my small group, I can evaluate algebraic expressions by substituting values for the variables — one step at a time, with support.</w:t>
+        <w:t xml:space="preserve">Content: With my small group, I can write numerical expressions from a real situation and evaluate them using the order of operations, including powers — one step at a time, with support.</w:t>
       </w:r>
     </w:p>
     <w:p>
@@ -161,10 +161,73 @@
           <w:b/>
           <w:bCs/>
         </w:rPr>
-        <w:t xml:space="preserve">Evaluate Expressions (Evaluar expresiones)</w:t>
-      </w:r>
-      <w:r>
-        <w:t xml:space="preserve"> — Find the value of an expression by substituting numbers and following the order of operations.</w:t>
+        <w:t xml:space="preserve">Write and Evaluate Numerical Expressions with Exponents (Escribir y evaluar expresiones numéricas con exponentes)</w:t>
+      </w:r>
+      <w:r>
+        <w:t xml:space="preserve"> — Turning a situation into a number sentence without an equal sign, then finding its value in the correct order.</w:t>
+      </w:r>
+    </w:p>
+    <w:p>
+      <w:pPr>
+        <w:keepNext/>
+        <w:spacing w:after="20" w:before="80"/>
+        <w:jc w:val="center"/>
+      </w:pPr>
+      <w:r>
+        <w:drawing>
+          <wp:inline distT="0" distB="0" distL="0" distR="0">
+            <wp:extent cx="1047750" cy="790575"/>
+            <wp:effectExtent t="0" r="0" b="0" l="0"/>
+            <wp:docPr id="1" name="" descr="" title=""/>
+            <wp:cNvGraphicFramePr>
+              <a:graphicFrameLocks xmlns:a="http://schemas.openxmlformats.org/drawingml/2006/main" noChangeAspect="1"/>
+            </wp:cNvGraphicFramePr>
+            <a:graphic xmlns:a="http://schemas.openxmlformats.org/drawingml/2006/main">
+              <a:graphicData uri="http://schemas.openxmlformats.org/drawingml/2006/picture">
+                <pic:pic xmlns:pic="http://schemas.openxmlformats.org/drawingml/2006/picture">
+                  <pic:nvPicPr>
+                    <pic:cNvPr id="0" name="" descr=""/>
+                    <pic:cNvPicPr>
+                      <a:picLocks noChangeAspect="1" noChangeArrowheads="1"/>
+                    </pic:cNvPicPr>
+                  </pic:nvPicPr>
+                  <pic:blipFill>
+                    <a:blip r:embed="rId7" cstate="none"/>
+                    <a:srcRect/>
+                    <a:stretch>
+                      <a:fillRect/>
+                    </a:stretch>
+                  </pic:blipFill>
+                  <pic:spPr bwMode="auto">
+                    <a:xfrm>
+                      <a:off x="0" y="0"/>
+                      <a:ext cx="1047750" cy="790575"/>
+                    </a:xfrm>
+                    <a:prstGeom prst="rect">
+                      <a:avLst/>
+                    </a:prstGeom>
+                  </pic:spPr>
+                </pic:pic>
+              </a:graphicData>
+            </a:graphic>
+          </wp:inline>
+        </w:drawing>
+      </w:r>
+    </w:p>
+    <w:p>
+      <w:pPr>
+        <w:keepNext/>
+        <w:spacing w:after="120"/>
+      </w:pPr>
+      <w:r>
+        <w:rPr>
+          <w:b/>
+          <w:bCs/>
+        </w:rPr>
+        <w:t xml:space="preserve">Numerical expression (Expresión numérica)</w:t>
+      </w:r>
+      <w:r>
+        <w:t xml:space="preserve"> — A math phrase built from numbers and operations, with no equal sign and no variable.</w:t>
       </w:r>
     </w:p>
     <w:p>
@@ -224,10 +287,10 @@
           <w:b/>
           <w:bCs/>
         </w:rPr>
-        <w:t xml:space="preserve">Variable (Variable)</w:t>
-      </w:r>
-      <w:r>
-        <w:t xml:space="preserve"> — A letter that stands for a number that is unknown or can change.</w:t>
+        <w:t xml:space="preserve">Evaluate (Evaluar)</w:t>
+      </w:r>
+      <w:r>
+        <w:t xml:space="preserve"> — To find the single value an expression is worth by carrying out its operations in order.</w:t>
       </w:r>
     </w:p>
     <w:p>
@@ -287,73 +350,10 @@
           <w:b/>
           <w:bCs/>
         </w:rPr>
-        <w:t xml:space="preserve">Expression (Expresión)</w:t>
-      </w:r>
-      <w:r>
-        <w:t xml:space="preserve"> — A math phrase with numbers and letters, but no equal sign.</w:t>
-      </w:r>
-    </w:p>
-    <w:p>
-      <w:pPr>
-        <w:keepNext/>
-        <w:spacing w:after="20" w:before="80"/>
-        <w:jc w:val="center"/>
-      </w:pPr>
-      <w:r>
-        <w:drawing>
-          <wp:inline distT="0" distB="0" distL="0" distR="0">
-            <wp:extent cx="1047750" cy="790575"/>
-            <wp:effectExtent t="0" r="0" b="0" l="0"/>
-            <wp:docPr id="1" name="" descr="" title=""/>
-            <wp:cNvGraphicFramePr>
-              <a:graphicFrameLocks xmlns:a="http://schemas.openxmlformats.org/drawingml/2006/main" noChangeAspect="1"/>
-            </wp:cNvGraphicFramePr>
-            <a:graphic xmlns:a="http://schemas.openxmlformats.org/drawingml/2006/main">
-              <a:graphicData uri="http://schemas.openxmlformats.org/drawingml/2006/picture">
-                <pic:pic xmlns:pic="http://schemas.openxmlformats.org/drawingml/2006/picture">
-                  <pic:nvPicPr>
-                    <pic:cNvPr id="0" name="" descr=""/>
-                    <pic:cNvPicPr>
-                      <a:picLocks noChangeAspect="1" noChangeArrowheads="1"/>
-                    </pic:cNvPicPr>
-                  </pic:nvPicPr>
-                  <pic:blipFill>
-                    <a:blip r:embed="rId9" cstate="none"/>
-                    <a:srcRect/>
-                    <a:stretch>
-                      <a:fillRect/>
-                    </a:stretch>
-                  </pic:blipFill>
-                  <pic:spPr bwMode="auto">
-                    <a:xfrm>
-                      <a:off x="0" y="0"/>
-                      <a:ext cx="1047750" cy="790575"/>
-                    </a:xfrm>
-                    <a:prstGeom prst="rect">
-                      <a:avLst/>
-                    </a:prstGeom>
-                  </pic:spPr>
-                </pic:pic>
-              </a:graphicData>
-            </a:graphic>
-          </wp:inline>
-        </w:drawing>
-      </w:r>
-    </w:p>
-    <w:p>
-      <w:pPr>
-        <w:keepNext/>
-        <w:spacing w:after="120"/>
-      </w:pPr>
-      <w:r>
-        <w:rPr>
-          <w:b/>
-          <w:bCs/>
-        </w:rPr>
-        <w:t xml:space="preserve">Evaluate (Evaluar)</w:t>
-      </w:r>
-      <w:r>
-        <w:t xml:space="preserve"> — To find the value by putting numbers in for the letters.</w:t>
+        <w:t xml:space="preserve">Order of operations (Orden de las operaciones)</w:t>
+      </w:r>
+      <w:r>
+        <w:t xml:space="preserve"> — The agreed order for evaluating: grouping symbols, then exponents, then multiply and divide left to right, then add and subtract left to right.</w:t>
       </w:r>
     </w:p>
     <w:p>
@@ -413,10 +413,10 @@
           <w:b/>
           <w:bCs/>
         </w:rPr>
-        <w:t xml:space="preserve">Substitute (Sustituir)</w:t>
-      </w:r>
-      <w:r>
-        <w:t xml:space="preserve"> — To put a number in place of a letter.</w:t>
+        <w:t xml:space="preserve">Power (Potencia)</w:t>
+      </w:r>
+      <w:r>
+        <w:t xml:space="preserve"> — A short way to write repeated multiplication of the same factor, such as 2³ for 2 × 2 × 2.</w:t>
       </w:r>
     </w:p>
     <w:p>
@@ -476,10 +476,136 @@
           <w:b/>
           <w:bCs/>
         </w:rPr>
-        <w:t xml:space="preserve">Coefficient (Coeficiente)</w:t>
-      </w:r>
-      <w:r>
-        <w:t xml:space="preserve"> — The number in front of a letter, like the 3 in 3x.</w:t>
+        <w:t xml:space="preserve">Base (Base)</w:t>
+      </w:r>
+      <w:r>
+        <w:t xml:space="preserve"> — In a power, the number being multiplied by itself. In 2³ the base is 2.</w:t>
+      </w:r>
+    </w:p>
+    <w:p>
+      <w:pPr>
+        <w:keepNext/>
+        <w:spacing w:after="20" w:before="80"/>
+        <w:jc w:val="center"/>
+      </w:pPr>
+      <w:r>
+        <w:drawing>
+          <wp:inline distT="0" distB="0" distL="0" distR="0">
+            <wp:extent cx="1047750" cy="790575"/>
+            <wp:effectExtent t="0" r="0" b="0" l="0"/>
+            <wp:docPr id="1" name="" descr="" title=""/>
+            <wp:cNvGraphicFramePr>
+              <a:graphicFrameLocks xmlns:a="http://schemas.openxmlformats.org/drawingml/2006/main" noChangeAspect="1"/>
+            </wp:cNvGraphicFramePr>
+            <a:graphic xmlns:a="http://schemas.openxmlformats.org/drawingml/2006/main">
+              <a:graphicData uri="http://schemas.openxmlformats.org/drawingml/2006/picture">
+                <pic:pic xmlns:pic="http://schemas.openxmlformats.org/drawingml/2006/picture">
+                  <pic:nvPicPr>
+                    <pic:cNvPr id="0" name="" descr=""/>
+                    <pic:cNvPicPr>
+                      <a:picLocks noChangeAspect="1" noChangeArrowheads="1"/>
+                    </pic:cNvPicPr>
+                  </pic:nvPicPr>
+                  <pic:blipFill>
+                    <a:blip r:embed="rId10" cstate="none"/>
+                    <a:srcRect/>
+                    <a:stretch>
+                      <a:fillRect/>
+                    </a:stretch>
+                  </pic:blipFill>
+                  <pic:spPr bwMode="auto">
+                    <a:xfrm>
+                      <a:off x="0" y="0"/>
+                      <a:ext cx="1047750" cy="790575"/>
+                    </a:xfrm>
+                    <a:prstGeom prst="rect">
+                      <a:avLst/>
+                    </a:prstGeom>
+                  </pic:spPr>
+                </pic:pic>
+              </a:graphicData>
+            </a:graphic>
+          </wp:inline>
+        </w:drawing>
+      </w:r>
+    </w:p>
+    <w:p>
+      <w:pPr>
+        <w:keepNext/>
+        <w:spacing w:after="120"/>
+      </w:pPr>
+      <w:r>
+        <w:rPr>
+          <w:b/>
+          <w:bCs/>
+        </w:rPr>
+        <w:t xml:space="preserve">Exponent (Exponente)</w:t>
+      </w:r>
+      <w:r>
+        <w:t xml:space="preserve"> — In a power, the small raised number that says how many times the base is used as a factor.</w:t>
+      </w:r>
+    </w:p>
+    <w:p>
+      <w:pPr>
+        <w:keepNext/>
+        <w:spacing w:after="20" w:before="80"/>
+        <w:jc w:val="center"/>
+      </w:pPr>
+      <w:r>
+        <w:drawing>
+          <wp:inline distT="0" distB="0" distL="0" distR="0">
+            <wp:extent cx="1047750" cy="790575"/>
+            <wp:effectExtent t="0" r="0" b="0" l="0"/>
+            <wp:docPr id="1" name="" descr="" title=""/>
+            <wp:cNvGraphicFramePr>
+              <a:graphicFrameLocks xmlns:a="http://schemas.openxmlformats.org/drawingml/2006/main" noChangeAspect="1"/>
+            </wp:cNvGraphicFramePr>
+            <a:graphic xmlns:a="http://schemas.openxmlformats.org/drawingml/2006/main">
+              <a:graphicData uri="http://schemas.openxmlformats.org/drawingml/2006/picture">
+                <pic:pic xmlns:pic="http://schemas.openxmlformats.org/drawingml/2006/picture">
+                  <pic:nvPicPr>
+                    <pic:cNvPr id="0" name="" descr=""/>
+                    <pic:cNvPicPr>
+                      <a:picLocks noChangeAspect="1" noChangeArrowheads="1"/>
+                    </pic:cNvPicPr>
+                  </pic:nvPicPr>
+                  <pic:blipFill>
+                    <a:blip r:embed="rId7" cstate="none"/>
+                    <a:srcRect/>
+                    <a:stretch>
+                      <a:fillRect/>
+                    </a:stretch>
+                  </pic:blipFill>
+                  <pic:spPr bwMode="auto">
+                    <a:xfrm>
+                      <a:off x="0" y="0"/>
+                      <a:ext cx="1047750" cy="790575"/>
+                    </a:xfrm>
+                    <a:prstGeom prst="rect">
+                      <a:avLst/>
+                    </a:prstGeom>
+                  </pic:spPr>
+                </pic:pic>
+              </a:graphicData>
+            </a:graphic>
+          </wp:inline>
+        </w:drawing>
+      </w:r>
+    </w:p>
+    <w:p>
+      <w:pPr>
+        <w:keepNext/>
+        <w:spacing w:after="120"/>
+      </w:pPr>
+      <w:r>
+        <w:rPr>
+          <w:b/>
+          <w:bCs/>
+        </w:rPr>
+        <w:t xml:space="preserve">Evaluate Expressions (Evaluar expresiones)</w:t>
+      </w:r>
+      <w:r>
+        <w:t xml:space="preserve"> — Find the value of an expression by substituting numbers and following the order of operations.</w:t>
       </w:r>
     </w:p>
     <w:p>
@@ -539,6 +665,258 @@
           <w:b/>
           <w:bCs/>
         </w:rPr>
+        <w:t xml:space="preserve">Variable (Variable)</w:t>
+      </w:r>
+      <w:r>
+        <w:t xml:space="preserve"> — A letter that stands for a number that is unknown or can change.</w:t>
+      </w:r>
+    </w:p>
+    <w:p>
+      <w:pPr>
+        <w:keepNext/>
+        <w:spacing w:after="20" w:before="80"/>
+        <w:jc w:val="center"/>
+      </w:pPr>
+      <w:r>
+        <w:drawing>
+          <wp:inline distT="0" distB="0" distL="0" distR="0">
+            <wp:extent cx="1047750" cy="790575"/>
+            <wp:effectExtent t="0" r="0" b="0" l="0"/>
+            <wp:docPr id="1" name="" descr="" title=""/>
+            <wp:cNvGraphicFramePr>
+              <a:graphicFrameLocks xmlns:a="http://schemas.openxmlformats.org/drawingml/2006/main" noChangeAspect="1"/>
+            </wp:cNvGraphicFramePr>
+            <a:graphic xmlns:a="http://schemas.openxmlformats.org/drawingml/2006/main">
+              <a:graphicData uri="http://schemas.openxmlformats.org/drawingml/2006/picture">
+                <pic:pic xmlns:pic="http://schemas.openxmlformats.org/drawingml/2006/picture">
+                  <pic:nvPicPr>
+                    <pic:cNvPr id="0" name="" descr=""/>
+                    <pic:cNvPicPr>
+                      <a:picLocks noChangeAspect="1" noChangeArrowheads="1"/>
+                    </pic:cNvPicPr>
+                  </pic:nvPicPr>
+                  <pic:blipFill>
+                    <a:blip r:embed="rId8" cstate="none"/>
+                    <a:srcRect/>
+                    <a:stretch>
+                      <a:fillRect/>
+                    </a:stretch>
+                  </pic:blipFill>
+                  <pic:spPr bwMode="auto">
+                    <a:xfrm>
+                      <a:off x="0" y="0"/>
+                      <a:ext cx="1047750" cy="790575"/>
+                    </a:xfrm>
+                    <a:prstGeom prst="rect">
+                      <a:avLst/>
+                    </a:prstGeom>
+                  </pic:spPr>
+                </pic:pic>
+              </a:graphicData>
+            </a:graphic>
+          </wp:inline>
+        </w:drawing>
+      </w:r>
+    </w:p>
+    <w:p>
+      <w:pPr>
+        <w:keepNext/>
+        <w:spacing w:after="120"/>
+      </w:pPr>
+      <w:r>
+        <w:rPr>
+          <w:b/>
+          <w:bCs/>
+        </w:rPr>
+        <w:t xml:space="preserve">Expression (Expresión)</w:t>
+      </w:r>
+      <w:r>
+        <w:t xml:space="preserve"> — A math phrase with numbers and letters, but no equal sign.</w:t>
+      </w:r>
+    </w:p>
+    <w:p>
+      <w:pPr>
+        <w:keepNext/>
+        <w:spacing w:after="20" w:before="80"/>
+        <w:jc w:val="center"/>
+      </w:pPr>
+      <w:r>
+        <w:drawing>
+          <wp:inline distT="0" distB="0" distL="0" distR="0">
+            <wp:extent cx="1047750" cy="790575"/>
+            <wp:effectExtent t="0" r="0" b="0" l="0"/>
+            <wp:docPr id="1" name="" descr="" title=""/>
+            <wp:cNvGraphicFramePr>
+              <a:graphicFrameLocks xmlns:a="http://schemas.openxmlformats.org/drawingml/2006/main" noChangeAspect="1"/>
+            </wp:cNvGraphicFramePr>
+            <a:graphic xmlns:a="http://schemas.openxmlformats.org/drawingml/2006/main">
+              <a:graphicData uri="http://schemas.openxmlformats.org/drawingml/2006/picture">
+                <pic:pic xmlns:pic="http://schemas.openxmlformats.org/drawingml/2006/picture">
+                  <pic:nvPicPr>
+                    <pic:cNvPr id="0" name="" descr=""/>
+                    <pic:cNvPicPr>
+                      <a:picLocks noChangeAspect="1" noChangeArrowheads="1"/>
+                    </pic:cNvPicPr>
+                  </pic:nvPicPr>
+                  <pic:blipFill>
+                    <a:blip r:embed="rId13" cstate="none"/>
+                    <a:srcRect/>
+                    <a:stretch>
+                      <a:fillRect/>
+                    </a:stretch>
+                  </pic:blipFill>
+                  <pic:spPr bwMode="auto">
+                    <a:xfrm>
+                      <a:off x="0" y="0"/>
+                      <a:ext cx="1047750" cy="790575"/>
+                    </a:xfrm>
+                    <a:prstGeom prst="rect">
+                      <a:avLst/>
+                    </a:prstGeom>
+                  </pic:spPr>
+                </pic:pic>
+              </a:graphicData>
+            </a:graphic>
+          </wp:inline>
+        </w:drawing>
+      </w:r>
+    </w:p>
+    <w:p>
+      <w:pPr>
+        <w:keepNext/>
+        <w:spacing w:after="120"/>
+      </w:pPr>
+      <w:r>
+        <w:rPr>
+          <w:b/>
+          <w:bCs/>
+        </w:rPr>
+        <w:t xml:space="preserve">Substitute (Sustituir)</w:t>
+      </w:r>
+      <w:r>
+        <w:t xml:space="preserve"> — To put a number in place of a letter.</w:t>
+      </w:r>
+    </w:p>
+    <w:p>
+      <w:pPr>
+        <w:keepNext/>
+        <w:spacing w:after="20" w:before="80"/>
+        <w:jc w:val="center"/>
+      </w:pPr>
+      <w:r>
+        <w:drawing>
+          <wp:inline distT="0" distB="0" distL="0" distR="0">
+            <wp:extent cx="1047750" cy="790575"/>
+            <wp:effectExtent t="0" r="0" b="0" l="0"/>
+            <wp:docPr id="1" name="" descr="" title=""/>
+            <wp:cNvGraphicFramePr>
+              <a:graphicFrameLocks xmlns:a="http://schemas.openxmlformats.org/drawingml/2006/main" noChangeAspect="1"/>
+            </wp:cNvGraphicFramePr>
+            <a:graphic xmlns:a="http://schemas.openxmlformats.org/drawingml/2006/main">
+              <a:graphicData uri="http://schemas.openxmlformats.org/drawingml/2006/picture">
+                <pic:pic xmlns:pic="http://schemas.openxmlformats.org/drawingml/2006/picture">
+                  <pic:nvPicPr>
+                    <pic:cNvPr id="0" name="" descr=""/>
+                    <pic:cNvPicPr>
+                      <a:picLocks noChangeAspect="1" noChangeArrowheads="1"/>
+                    </pic:cNvPicPr>
+                  </pic:nvPicPr>
+                  <pic:blipFill>
+                    <a:blip r:embed="rId14" cstate="none"/>
+                    <a:srcRect/>
+                    <a:stretch>
+                      <a:fillRect/>
+                    </a:stretch>
+                  </pic:blipFill>
+                  <pic:spPr bwMode="auto">
+                    <a:xfrm>
+                      <a:off x="0" y="0"/>
+                      <a:ext cx="1047750" cy="790575"/>
+                    </a:xfrm>
+                    <a:prstGeom prst="rect">
+                      <a:avLst/>
+                    </a:prstGeom>
+                  </pic:spPr>
+                </pic:pic>
+              </a:graphicData>
+            </a:graphic>
+          </wp:inline>
+        </w:drawing>
+      </w:r>
+    </w:p>
+    <w:p>
+      <w:pPr>
+        <w:keepNext/>
+        <w:spacing w:after="120"/>
+      </w:pPr>
+      <w:r>
+        <w:rPr>
+          <w:b/>
+          <w:bCs/>
+        </w:rPr>
+        <w:t xml:space="preserve">Coefficient (Coeficiente)</w:t>
+      </w:r>
+      <w:r>
+        <w:t xml:space="preserve"> — The number in front of a letter, like the 3 in 3x.</w:t>
+      </w:r>
+    </w:p>
+    <w:p>
+      <w:pPr>
+        <w:keepNext/>
+        <w:spacing w:after="20" w:before="80"/>
+        <w:jc w:val="center"/>
+      </w:pPr>
+      <w:r>
+        <w:drawing>
+          <wp:inline distT="0" distB="0" distL="0" distR="0">
+            <wp:extent cx="1047750" cy="790575"/>
+            <wp:effectExtent t="0" r="0" b="0" l="0"/>
+            <wp:docPr id="1" name="" descr="" title=""/>
+            <wp:cNvGraphicFramePr>
+              <a:graphicFrameLocks xmlns:a="http://schemas.openxmlformats.org/drawingml/2006/main" noChangeAspect="1"/>
+            </wp:cNvGraphicFramePr>
+            <a:graphic xmlns:a="http://schemas.openxmlformats.org/drawingml/2006/main">
+              <a:graphicData uri="http://schemas.openxmlformats.org/drawingml/2006/picture">
+                <pic:pic xmlns:pic="http://schemas.openxmlformats.org/drawingml/2006/picture">
+                  <pic:nvPicPr>
+                    <pic:cNvPr id="0" name="" descr=""/>
+                    <pic:cNvPicPr>
+                      <a:picLocks noChangeAspect="1" noChangeArrowheads="1"/>
+                    </pic:cNvPicPr>
+                  </pic:nvPicPr>
+                  <pic:blipFill>
+                    <a:blip r:embed="rId15" cstate="none"/>
+                    <a:srcRect/>
+                    <a:stretch>
+                      <a:fillRect/>
+                    </a:stretch>
+                  </pic:blipFill>
+                  <pic:spPr bwMode="auto">
+                    <a:xfrm>
+                      <a:off x="0" y="0"/>
+                      <a:ext cx="1047750" cy="790575"/>
+                    </a:xfrm>
+                    <a:prstGeom prst="rect">
+                      <a:avLst/>
+                    </a:prstGeom>
+                  </pic:spPr>
+                </pic:pic>
+              </a:graphicData>
+            </a:graphic>
+          </wp:inline>
+        </w:drawing>
+      </w:r>
+    </w:p>
+    <w:p>
+      <w:pPr>
+        <w:keepNext/>
+        <w:spacing w:after="120"/>
+      </w:pPr>
+      <w:r>
+        <w:rPr>
+          <w:b/>
+          <w:bCs/>
+        </w:rPr>
         <w:t xml:space="preserve">Like terms (Términos semejantes)</w:t>
       </w:r>
       <w:r>
@@ -579,39 +957,39 @@
           <w:b/>
           <w:bCs/>
         </w:rPr>
-        <w:t xml:space="preserve">1. Evaluate 3x + 7 when x = 4.</w:t>
-      </w:r>
-    </w:p>
-    <w:p>
-      <w:pPr>
-        <w:spacing w:after="40" w:before="0"/>
-      </w:pPr>
-      <w:r>
-        <w:t xml:space="preserve">     A. 19</w:t>
-      </w:r>
-    </w:p>
-    <w:p>
-      <w:pPr>
-        <w:spacing w:after="40" w:before="0"/>
-      </w:pPr>
-      <w:r>
-        <w:t xml:space="preserve">     B. 34</w:t>
-      </w:r>
-    </w:p>
-    <w:p>
-      <w:pPr>
-        <w:spacing w:after="40" w:before="0"/>
-      </w:pPr>
-      <w:r>
-        <w:t xml:space="preserve">     C. 12</w:t>
-      </w:r>
-    </w:p>
-    <w:p>
-      <w:pPr>
-        <w:spacing w:after="40" w:before="0"/>
-      </w:pPr>
-      <w:r>
-        <w:t xml:space="preserve">     D. 14</w:t>
+        <w:t xml:space="preserve">1. Evaluate 3 + 4 × 2.</w:t>
+      </w:r>
+    </w:p>
+    <w:p>
+      <w:pPr>
+        <w:spacing w:after="40" w:before="0"/>
+      </w:pPr>
+      <w:r>
+        <w:t xml:space="preserve">     A. 11</w:t>
+      </w:r>
+    </w:p>
+    <w:p>
+      <w:pPr>
+        <w:spacing w:after="40" w:before="0"/>
+      </w:pPr>
+      <w:r>
+        <w:t xml:space="preserve">     B. 14</w:t>
+      </w:r>
+    </w:p>
+    <w:p>
+      <w:pPr>
+        <w:spacing w:after="40" w:before="0"/>
+      </w:pPr>
+      <w:r>
+        <w:t xml:space="preserve">     C. 24</w:t>
+      </w:r>
+    </w:p>
+    <w:p>
+      <w:pPr>
+        <w:spacing w:after="40" w:before="0"/>
+      </w:pPr>
+      <w:r>
+        <w:t xml:space="preserve">     D. 9</w:t>
       </w:r>
     </w:p>
     <w:p>
@@ -634,39 +1012,39 @@
           <w:b/>
           <w:bCs/>
         </w:rPr>
-        <w:t xml:space="preserve">2. Evaluate 20 − 2n when n = 6.</w:t>
-      </w:r>
-    </w:p>
-    <w:p>
-      <w:pPr>
-        <w:spacing w:after="40" w:before="0"/>
-      </w:pPr>
-      <w:r>
-        <w:t xml:space="preserve">     A. 8</w:t>
-      </w:r>
-    </w:p>
-    <w:p>
-      <w:pPr>
-        <w:spacing w:after="40" w:before="0"/>
-      </w:pPr>
-      <w:r>
-        <w:t xml:space="preserve">     B. 14</w:t>
-      </w:r>
-    </w:p>
-    <w:p>
-      <w:pPr>
-        <w:spacing w:after="40" w:before="0"/>
-      </w:pPr>
-      <w:r>
-        <w:t xml:space="preserve">     C. 32</w:t>
-      </w:r>
-    </w:p>
-    <w:p>
-      <w:pPr>
-        <w:spacing w:after="40" w:before="0"/>
-      </w:pPr>
-      <w:r>
-        <w:t xml:space="preserve">     D. 12</w:t>
+        <w:t xml:space="preserve">2. What does 2³ mean?</w:t>
+      </w:r>
+    </w:p>
+    <w:p>
+      <w:pPr>
+        <w:spacing w:after="40" w:before="0"/>
+      </w:pPr>
+      <w:r>
+        <w:t xml:space="preserve">     A. 2 × 2 × 2</w:t>
+      </w:r>
+    </w:p>
+    <w:p>
+      <w:pPr>
+        <w:spacing w:after="40" w:before="0"/>
+      </w:pPr>
+      <w:r>
+        <w:t xml:space="preserve">     B. 2 × 3</w:t>
+      </w:r>
+    </w:p>
+    <w:p>
+      <w:pPr>
+        <w:spacing w:after="40" w:before="0"/>
+      </w:pPr>
+      <w:r>
+        <w:t xml:space="preserve">     C. 3 × 3</w:t>
+      </w:r>
+    </w:p>
+    <w:p>
+      <w:pPr>
+        <w:spacing w:after="40" w:before="0"/>
+      </w:pPr>
+      <w:r>
+        <w:t xml:space="preserve">     D. 2 + 2 + 2</w:t>
       </w:r>
     </w:p>
     <w:p>
@@ -689,7 +1067,62 @@
           <w:b/>
           <w:bCs/>
         </w:rPr>
-        <w:t xml:space="preserve">3. Track 2 — The volume mix is 2(n + 3), where n is the number of monitors. Evaluate 2(n + 3) when n = 5.</w:t>
+        <w:t xml:space="preserve">3. Miguel evaluates 12 − 2 × 3 and gets 30. Margaret gets 6. Who is right?</w:t>
+      </w:r>
+    </w:p>
+    <w:p>
+      <w:pPr>
+        <w:spacing w:after="40" w:before="0"/>
+      </w:pPr>
+      <w:r>
+        <w:t xml:space="preserve">     A. Margaret, because multiplication comes before subtraction</w:t>
+      </w:r>
+    </w:p>
+    <w:p>
+      <w:pPr>
+        <w:spacing w:after="40" w:before="0"/>
+      </w:pPr>
+      <w:r>
+        <w:t xml:space="preserve">     B. Miguel, because he worked left to right</w:t>
+      </w:r>
+    </w:p>
+    <w:p>
+      <w:pPr>
+        <w:spacing w:after="40" w:before="0"/>
+      </w:pPr>
+      <w:r>
+        <w:t xml:space="preserve">     C. Both are right</w:t>
+      </w:r>
+    </w:p>
+    <w:p>
+      <w:pPr>
+        <w:spacing w:after="40" w:before="0"/>
+      </w:pPr>
+      <w:r>
+        <w:t xml:space="preserve">     D. Neither is right</w:t>
+      </w:r>
+    </w:p>
+    <w:p>
+      <w:pPr>
+        <w:spacing w:after="60" w:before="120"/>
+      </w:pPr>
+      <w:r>
+        <w:rPr>
+          <w:color w:val="BBBBBB"/>
+        </w:rPr>
+        <w:t xml:space="preserve">______________________________________________________________________</w:t>
+      </w:r>
+    </w:p>
+    <w:p>
+      <w:pPr>
+        <w:spacing w:after="80" w:before="0"/>
+      </w:pPr>
+      <w:r>
+        <w:rPr>
+          <w:b/>
+          <w:bCs/>
+        </w:rPr>
+        <w:t xml:space="preserve">4. Evaluate 6 + 2 × 5.</w:t>
       </w:r>
     </w:p>
     <w:p>
@@ -705,23 +1138,23 @@
         <w:spacing w:after="40" w:before="0"/>
       </w:pPr>
       <w:r>
-        <w:t xml:space="preserve">     B. 13</w:t>
-      </w:r>
-    </w:p>
-    <w:p>
-      <w:pPr>
-        <w:spacing w:after="40" w:before="0"/>
-      </w:pPr>
-      <w:r>
-        <w:t xml:space="preserve">     C. 20</w:t>
-      </w:r>
-    </w:p>
-    <w:p>
-      <w:pPr>
-        <w:spacing w:after="40" w:before="0"/>
-      </w:pPr>
-      <w:r>
-        <w:t xml:space="preserve">     D. 26</w:t>
+        <w:t xml:space="preserve">     B. 40</w:t>
+      </w:r>
+    </w:p>
+    <w:p>
+      <w:pPr>
+        <w:spacing w:after="40" w:before="0"/>
+      </w:pPr>
+      <w:r>
+        <w:t xml:space="preserve">     C. 13</w:t>
+      </w:r>
+    </w:p>
+    <w:p>
+      <w:pPr>
+        <w:spacing w:after="40" w:before="0"/>
+      </w:pPr>
+      <w:r>
+        <w:t xml:space="preserve">     D. 30</w:t>
       </w:r>
     </w:p>
     <w:p>
@@ -744,39 +1177,39 @@
           <w:b/>
           <w:bCs/>
         </w:rPr>
-        <w:t xml:space="preserve">4. Track 3 — The speaker power is x², where x is the gain setting. Evaluate x² when x = 6.</w:t>
-      </w:r>
-    </w:p>
-    <w:p>
-      <w:pPr>
-        <w:spacing w:after="40" w:before="0"/>
-      </w:pPr>
-      <w:r>
-        <w:t xml:space="preserve">     A. 36</w:t>
-      </w:r>
-    </w:p>
-    <w:p>
-      <w:pPr>
-        <w:spacing w:after="40" w:before="0"/>
-      </w:pPr>
-      <w:r>
-        <w:t xml:space="preserve">     B. 12</w:t>
-      </w:r>
-    </w:p>
-    <w:p>
-      <w:pPr>
-        <w:spacing w:after="40" w:before="0"/>
-      </w:pPr>
-      <w:r>
-        <w:t xml:space="preserve">     C. 18</w:t>
-      </w:r>
-    </w:p>
-    <w:p>
-      <w:pPr>
-        <w:spacing w:after="40" w:before="0"/>
-      </w:pPr>
-      <w:r>
-        <w:t xml:space="preserve">     D. 30</w:t>
+        <w:t xml:space="preserve">5. Evaluate 4².</w:t>
+      </w:r>
+    </w:p>
+    <w:p>
+      <w:pPr>
+        <w:spacing w:after="40" w:before="0"/>
+      </w:pPr>
+      <w:r>
+        <w:t xml:space="preserve">     A. 16</w:t>
+      </w:r>
+    </w:p>
+    <w:p>
+      <w:pPr>
+        <w:spacing w:after="40" w:before="0"/>
+      </w:pPr>
+      <w:r>
+        <w:t xml:space="preserve">     B. 8</w:t>
+      </w:r>
+    </w:p>
+    <w:p>
+      <w:pPr>
+        <w:spacing w:after="40" w:before="0"/>
+      </w:pPr>
+      <w:r>
+        <w:t xml:space="preserve">     C. 6</w:t>
+      </w:r>
+    </w:p>
+    <w:p>
+      <w:pPr>
+        <w:spacing w:after="40" w:before="0"/>
+      </w:pPr>
+      <w:r>
+        <w:t xml:space="preserve">     D. 44</w:t>
       </w:r>
     </w:p>
     <w:p>
@@ -799,51 +1232,39 @@
           <w:b/>
           <w:bCs/>
         </w:rPr>
-        <w:t xml:space="preserve">5. Level 2 Extension — Fix the DJ's Order-of-Operations Mistake</w:t>
-      </w:r>
-    </w:p>
-    <w:p>
-      <w:pPr>
-        <w:spacing w:after="40" w:before="0"/>
-      </w:pPr>
-      <w:r>
-        <w:t xml:space="preserve">   Step 1 (Expression): Mix the track 3x + 5 when x = 4</w:t>
-      </w:r>
-    </w:p>
-    <w:p>
-      <w:pPr>
-        <w:spacing w:after="40" w:before="0"/>
-      </w:pPr>
-      <w:r>
-        <w:t xml:space="preserve">   Step 2 (Substitute): 3(4) + 5</w:t>
-      </w:r>
-    </w:p>
-    <w:p>
-      <w:pPr>
-        <w:spacing w:after="40" w:before="0"/>
-      </w:pPr>
-      <w:r>
-        <w:t xml:space="preserve">   Step 3 (Add first): 3 × (4 + 5) = 3 × 9 = 27</w:t>
-      </w:r>
-    </w:p>
-    <w:p>
-      <w:pPr>
-        <w:spacing w:after="40" w:before="0"/>
-      </w:pPr>
-      <w:r>
-        <w:t xml:space="preserve">   Step 4 (Result): The track mixes down to 27</w:t>
-      </w:r>
-    </w:p>
-    <w:p>
-      <w:pPr>
-        <w:spacing w:after="60" w:before="0"/>
-      </w:pPr>
-      <w:r>
-        <w:rPr>
-          <w:i/>
-          <w:iCs/>
-        </w:rPr>
-        <w:t xml:space="preserve">Which step has the mistake? Explain and fix it:</w:t>
+        <w:t xml:space="preserve">6. Which is a numerical expression?</w:t>
+      </w:r>
+    </w:p>
+    <w:p>
+      <w:pPr>
+        <w:spacing w:after="40" w:before="0"/>
+      </w:pPr>
+      <w:r>
+        <w:t xml:space="preserve">     A. 8 × 3 + 2</w:t>
+      </w:r>
+    </w:p>
+    <w:p>
+      <w:pPr>
+        <w:spacing w:after="40" w:before="0"/>
+      </w:pPr>
+      <w:r>
+        <w:t xml:space="preserve">     B. 8 × 3 = 24</w:t>
+      </w:r>
+    </w:p>
+    <w:p>
+      <w:pPr>
+        <w:spacing w:after="40" w:before="0"/>
+      </w:pPr>
+      <w:r>
+        <w:t xml:space="preserve">     C. x + 5</w:t>
+      </w:r>
+    </w:p>
+    <w:p>
+      <w:pPr>
+        <w:spacing w:after="40" w:before="0"/>
+      </w:pPr>
+      <w:r>
+        <w:t xml:space="preserve">     D. 24</w:t>
       </w:r>
     </w:p>
     <w:p>
@@ -859,6 +1280,18 @@
     </w:p>
     <w:p>
       <w:pPr>
+        <w:spacing w:after="80" w:before="0"/>
+      </w:pPr>
+      <w:r>
+        <w:rPr>
+          <w:b/>
+          <w:bCs/>
+        </w:rPr>
+        <w:t xml:space="preserve">7. </w:t>
+      </w:r>
+    </w:p>
+    <w:p>
+      <w:pPr>
         <w:spacing w:after="60" w:before="120"/>
       </w:pPr>
       <w:r>
@@ -881,6 +1314,28 @@
     </w:p>
     <w:p>
       <w:pPr>
+        <w:spacing w:after="60" w:before="120"/>
+      </w:pPr>
+      <w:r>
+        <w:rPr>
+          <w:color w:val="BBBBBB"/>
+        </w:rPr>
+        <w:t xml:space="preserve">______________________________________________________________________</w:t>
+      </w:r>
+    </w:p>
+    <w:p>
+      <w:pPr>
+        <w:spacing w:after="60" w:before="120"/>
+      </w:pPr>
+      <w:r>
+        <w:rPr>
+          <w:color w:val="BBBBBB"/>
+        </w:rPr>
+        <w:t xml:space="preserve">______________________________________________________________________</w:t>
+      </w:r>
+    </w:p>
+    <w:p>
+      <w:pPr>
         <w:spacing w:after="80" w:before="0"/>
       </w:pPr>
       <w:r>
@@ -888,164 +1343,7 @@
           <w:b/>
           <w:bCs/>
         </w:rPr>
-        <w:t xml:space="preserve">6. Find the Evaluation Error</w:t>
-      </w:r>
-    </w:p>
-    <w:p>
-      <w:pPr>
-        <w:spacing w:after="40" w:before="0"/>
-      </w:pPr>
-      <w:r>
-        <w:t xml:space="preserve">   Step 1 (Expression): 4x² + 3 when x = 2</w:t>
-      </w:r>
-    </w:p>
-    <w:p>
-      <w:pPr>
-        <w:spacing w:after="40" w:before="0"/>
-      </w:pPr>
-      <w:r>
-        <w:t xml:space="preserve">   Step 2 (Substitute): 4(2)² + 3</w:t>
-      </w:r>
-    </w:p>
-    <w:p>
-      <w:pPr>
-        <w:spacing w:after="40" w:before="0"/>
-      </w:pPr>
-      <w:r>
-        <w:t xml:space="preserve">   Step 3 (Apply exponent): (4 × 2)² + 3 = 8² + 3</w:t>
-      </w:r>
-    </w:p>
-    <w:p>
-      <w:pPr>
-        <w:spacing w:after="40" w:before="0"/>
-      </w:pPr>
-      <w:r>
-        <w:t xml:space="preserve">   Step 4 (Calculate): 64 + 3 = 67</w:t>
-      </w:r>
-    </w:p>
-    <w:p>
-      <w:pPr>
-        <w:spacing w:after="60" w:before="0"/>
-      </w:pPr>
-      <w:r>
-        <w:rPr>
-          <w:i/>
-          <w:iCs/>
-        </w:rPr>
-        <w:t xml:space="preserve">Which step has the mistake? Explain and fix it:</w:t>
-      </w:r>
-    </w:p>
-    <w:p>
-      <w:pPr>
-        <w:spacing w:after="60" w:before="120"/>
-      </w:pPr>
-      <w:r>
-        <w:rPr>
-          <w:color w:val="BBBBBB"/>
-        </w:rPr>
-        <w:t xml:space="preserve">______________________________________________________________________</w:t>
-      </w:r>
-    </w:p>
-    <w:p>
-      <w:pPr>
-        <w:spacing w:after="60" w:before="120"/>
-      </w:pPr>
-      <w:r>
-        <w:rPr>
-          <w:color w:val="BBBBBB"/>
-        </w:rPr>
-        <w:t xml:space="preserve">______________________________________________________________________</w:t>
-      </w:r>
-    </w:p>
-    <w:p>
-      <w:pPr>
-        <w:spacing w:after="60" w:before="120"/>
-      </w:pPr>
-      <w:r>
-        <w:rPr>
-          <w:color w:val="BBBBBB"/>
-        </w:rPr>
-        <w:t xml:space="preserve">______________________________________________________________________</w:t>
-      </w:r>
-    </w:p>
-    <w:p>
-      <w:pPr>
-        <w:spacing w:after="80" w:before="0"/>
-      </w:pPr>
-      <w:r>
-        <w:rPr>
-          <w:b/>
-          <w:bCs/>
-        </w:rPr>
-        <w:t xml:space="preserve">7. A gym membership costs $25 per month plus a $40 signup fee. Write an expression using m for months, then evaluate it for 6 months and 12 months. Explain what each part of the expression represents.</w:t>
-      </w:r>
-    </w:p>
-    <w:p>
-      <w:pPr>
-        <w:spacing w:after="60" w:before="0"/>
-      </w:pPr>
-      <w:r>
-        <w:rPr>
-          <w:i/>
-          <w:iCs/>
-        </w:rPr>
-        <w:t xml:space="preserve">Sentence starter: The expression is ___. For 6 months: ___ = ___. For 12 months: ___ = ___. The ___ represents the ___ and the ___ represents the ___.</w:t>
-      </w:r>
-    </w:p>
-    <w:p>
-      <w:pPr>
-        <w:spacing w:after="60" w:before="120"/>
-      </w:pPr>
-      <w:r>
-        <w:rPr>
-          <w:color w:val="BBBBBB"/>
-        </w:rPr>
-        <w:t xml:space="preserve">______________________________________________________________________</w:t>
-      </w:r>
-    </w:p>
-    <w:p>
-      <w:pPr>
-        <w:spacing w:after="60" w:before="120"/>
-      </w:pPr>
-      <w:r>
-        <w:rPr>
-          <w:color w:val="BBBBBB"/>
-        </w:rPr>
-        <w:t xml:space="preserve">______________________________________________________________________</w:t>
-      </w:r>
-    </w:p>
-    <w:p>
-      <w:pPr>
-        <w:spacing w:after="60" w:before="120"/>
-      </w:pPr>
-      <w:r>
-        <w:rPr>
-          <w:color w:val="BBBBBB"/>
-        </w:rPr>
-        <w:t xml:space="preserve">______________________________________________________________________</w:t>
-      </w:r>
-    </w:p>
-    <w:p>
-      <w:pPr>
-        <w:spacing w:after="60" w:before="120"/>
-      </w:pPr>
-      <w:r>
-        <w:rPr>
-          <w:color w:val="BBBBBB"/>
-        </w:rPr>
-        <w:t xml:space="preserve">______________________________________________________________________</w:t>
-      </w:r>
-    </w:p>
-    <w:p>
-      <w:pPr>
-        <w:spacing w:after="80" w:before="0"/>
-      </w:pPr>
-      <w:r>
-        <w:rPr>
-          <w:b/>
-          <w:bCs/>
-        </w:rPr>
-        <w:t xml:space="preserve">8. Substitute the value of x into each expression and evaluate.</w:t>
+        <w:t xml:space="preserve">8. Evaluate each expression, following the order of operations.</w:t>
       </w:r>
     </w:p>
     <w:tbl>
@@ -1063,7 +1361,6 @@
       <w:tblGrid>
         <w:gridCol w:w="100"/>
         <w:gridCol w:w="100"/>
-        <w:gridCol w:w="100"/>
       </w:tblGrid>
       <w:tr>
         <w:trPr>
@@ -1071,7 +1368,7 @@
         </w:trPr>
         <w:tc>
           <w:tcPr>
-            <w:tcW w:type="pct" w:w="33%"/>
+            <w:tcW w:type="pct" w:w="50%"/>
           </w:tcPr>
           <w:p>
             <w:r>
@@ -1085,7 +1382,7 @@
         </w:tc>
         <w:tc>
           <w:tcPr>
-            <w:tcW w:type="pct" w:w="33%"/>
+            <w:tcW w:type="pct" w:w="50%"/>
           </w:tcPr>
           <w:p>
             <w:r>
@@ -1093,21 +1390,7 @@
                 <w:b/>
                 <w:bCs/>
               </w:rPr>
-              <w:t xml:space="preserve">Value of x</w:t>
-            </w:r>
-          </w:p>
-        </w:tc>
-        <w:tc>
-          <w:tcPr>
-            <w:tcW w:type="pct" w:w="33%"/>
-          </w:tcPr>
-          <w:p>
-            <w:r>
-              <w:rPr>
-                <w:b/>
-                <w:bCs/>
-              </w:rPr>
-              <w:t xml:space="preserve">Result</w:t>
+              <w:t xml:space="preserve">Value</w:t>
             </w:r>
           </w:p>
         </w:tc>
@@ -1115,7 +1398,7 @@
       <w:tr>
         <w:tc>
           <w:tcPr>
-            <w:tcW w:type="pct" w:w="33%"/>
+            <w:tcW w:type="pct" w:w="50%"/>
           </w:tcPr>
           <w:p>
             <w:r>
@@ -1123,13 +1406,13 @@
                 <w:b w:val="false"/>
                 <w:bCs w:val="false"/>
               </w:rPr>
-              <w:t xml:space="preserve">3x + 2</w:t>
+              <w:t xml:space="preserve">2 + 3 × 4</w:t>
             </w:r>
           </w:p>
         </w:tc>
         <w:tc>
           <w:tcPr>
-            <w:tcW w:type="pct" w:w="33%"/>
+            <w:tcW w:type="pct" w:w="50%"/>
           </w:tcPr>
           <w:p>
             <w:r>
@@ -1137,13 +1420,29 @@
                 <w:b w:val="false"/>
                 <w:bCs w:val="false"/>
               </w:rPr>
-              <w:t xml:space="preserve">x = 5</w:t>
+              <w:t xml:space="preserve">14</w:t>
+            </w:r>
+          </w:p>
+        </w:tc>
+      </w:tr>
+      <w:tr>
+        <w:tc>
+          <w:tcPr>
+            <w:tcW w:type="pct" w:w="50%"/>
+          </w:tcPr>
+          <w:p>
+            <w:r>
+              <w:rPr>
+                <w:b w:val="false"/>
+                <w:bCs w:val="false"/>
+              </w:rPr>
+              <w:t xml:space="preserve">10 − 2²</w:t>
             </w:r>
           </w:p>
         </w:tc>
         <w:tc>
           <w:tcPr>
-            <w:tcW w:type="pct" w:w="33%"/>
+            <w:tcW w:type="pct" w:w="50%"/>
           </w:tcPr>
           <w:p>
             <w:r>
@@ -1159,7 +1458,7 @@
       <w:tr>
         <w:tc>
           <w:tcPr>
-            <w:tcW w:type="pct" w:w="33%"/>
+            <w:tcW w:type="pct" w:w="50%"/>
           </w:tcPr>
           <w:p>
             <w:r>
@@ -1167,27 +1466,13 @@
                 <w:b w:val="false"/>
                 <w:bCs w:val="false"/>
               </w:rPr>
-              <w:t xml:space="preserve">10 − x</w:t>
+              <w:t xml:space="preserve">(2 + 3) × 4</w:t>
             </w:r>
           </w:p>
         </w:tc>
         <w:tc>
           <w:tcPr>
-            <w:tcW w:type="pct" w:w="33%"/>
-          </w:tcPr>
-          <w:p>
-            <w:r>
-              <w:rPr>
-                <w:b w:val="false"/>
-                <w:bCs w:val="false"/>
-              </w:rPr>
-              <w:t xml:space="preserve">x = 4</w:t>
-            </w:r>
-          </w:p>
-        </w:tc>
-        <w:tc>
-          <w:tcPr>
-            <w:tcW w:type="pct" w:w="33%"/>
+            <w:tcW w:type="pct" w:w="50%"/>
           </w:tcPr>
           <w:p>
             <w:r>
@@ -1239,7 +1524,7 @@
           <w:b/>
           <w:bCs/>
         </w:rPr>
-        <w:t xml:space="preserve">1. A. 19</w:t>
+        <w:t xml:space="preserve">1. A. 11</w:t>
       </w:r>
     </w:p>
     <w:p>
@@ -1247,7 +1532,7 @@
         <w:spacing w:after="20" w:before="0"/>
       </w:pPr>
       <w:r>
-        <w:t xml:space="preserve">     3(4) + 7 = 12 + 7 = 19.</w:t>
+        <w:t xml:space="preserve">     Multiplication comes before addition: 4 × 2 = 8, then 3 + 8 = 11.</w:t>
       </w:r>
     </w:p>
     <w:p>
@@ -1259,19 +1544,19 @@
           <w:i/>
           <w:iCs/>
         </w:rPr>
-        <w:t xml:space="preserve">     Watch for: A common mistake in Evaluate Expressions is treating a coefficient like an addend instead of a factor — for example, evaluating 3x + 7 when x = 4 as 3 + 4 + 7 = 14 instead of the correct 3(4) + 7 = 12 + 7 = 19. A number written right next to a variable always means multiply, never add. Before you submit, ask: "Did I multiply the coefficient by the value I substituted, or did I accidentally add it?"</w:t>
-      </w:r>
-    </w:p>
-    <w:p>
-      <w:pPr>
-        <w:spacing w:after="40" w:before="0"/>
-      </w:pPr>
-      <w:r>
-        <w:rPr>
-          <w:b/>
-          <w:bCs/>
-        </w:rPr>
-        <w:t xml:space="preserve">2. A. 8</w:t>
+        <w:t xml:space="preserve">     Watch for: A common mistake with powers is multiplying the base by the exponent: reading 3² as 3 × 2 = 6 instead of 3 × 3 = 9. A second is evaluating strictly left to right, so 3 + 4 × 2 becomes 14 instead of 11. The order of operations exists so one expression has exactly one value: grouping symbols, then powers, then × and ÷ left to right, then + and − left to right.</w:t>
+      </w:r>
+    </w:p>
+    <w:p>
+      <w:pPr>
+        <w:spacing w:after="40" w:before="0"/>
+      </w:pPr>
+      <w:r>
+        <w:rPr>
+          <w:b/>
+          <w:bCs/>
+        </w:rPr>
+        <w:t xml:space="preserve">2. A. 2 × 2 × 2</w:t>
       </w:r>
     </w:p>
     <w:p>
@@ -1279,7 +1564,7 @@
         <w:spacing w:after="20" w:before="0"/>
       </w:pPr>
       <w:r>
-        <w:t xml:space="preserve">     20 − 2(6) = 20 − 12 = 8.</w:t>
+        <w:t xml:space="preserve">     The exponent says how many times the base is used as a factor, so 2³ = 2 × 2 × 2 = 8.</w:t>
       </w:r>
     </w:p>
     <w:p>
@@ -1291,19 +1576,19 @@
           <w:i/>
           <w:iCs/>
         </w:rPr>
-        <w:t xml:space="preserve">     Watch for: A common mistake in Evaluate Expressions is treating a coefficient like an addend instead of a factor — for example, evaluating 3x + 7 when x = 4 as 3 + 4 + 7 = 14 instead of the correct 3(4) + 7 = 12 + 7 = 19. A number written right next to a variable always means multiply, never add. Before you submit, ask: "Did I multiply the coefficient by the value I substituted, or did I accidentally add it?"</w:t>
-      </w:r>
-    </w:p>
-    <w:p>
-      <w:pPr>
-        <w:spacing w:after="40" w:before="0"/>
-      </w:pPr>
-      <w:r>
-        <w:rPr>
-          <w:b/>
-          <w:bCs/>
-        </w:rPr>
-        <w:t xml:space="preserve">3. A. 16</w:t>
+        <w:t xml:space="preserve">     Watch for: A common mistake with powers is multiplying the base by the exponent: reading 3² as 3 × 2 = 6 instead of 3 × 3 = 9. A second is evaluating strictly left to right, so 3 + 4 × 2 becomes 14 instead of 11. The order of operations exists so one expression has exactly one value: grouping symbols, then powers, then × and ÷ left to right, then + and − left to right.</w:t>
+      </w:r>
+    </w:p>
+    <w:p>
+      <w:pPr>
+        <w:spacing w:after="40" w:before="0"/>
+      </w:pPr>
+      <w:r>
+        <w:rPr>
+          <w:b/>
+          <w:bCs/>
+        </w:rPr>
+        <w:t xml:space="preserve">3. A. Margaret, because multiplication comes before subtraction</w:t>
       </w:r>
     </w:p>
     <w:p>
@@ -1311,7 +1596,7 @@
         <w:spacing w:after="20" w:before="0"/>
       </w:pPr>
       <w:r>
-        <w:t xml:space="preserve">     Substitute n = 5: 2(5 + 3). Do the parentheses first: 5 + 3 = 8. Then multiply: 2 × 8 = 16.</w:t>
+        <w:t xml:space="preserve">     Multiplying first gives 2 × 3 = 6, then 12 − 6 = 6. Miguel subtracted first, getting 10 × 3 = 30.</w:t>
       </w:r>
     </w:p>
     <w:p>
@@ -1323,19 +1608,19 @@
           <w:i/>
           <w:iCs/>
         </w:rPr>
-        <w:t xml:space="preserve">     Watch for: A common mistake in Evaluate Expressions is treating a coefficient like an addend instead of a factor — for example, evaluating 3x + 7 when x = 4 as 3 + 4 + 7 = 14 instead of the correct 3(4) + 7 = 12 + 7 = 19. A number written right next to a variable always means multiply, never add. Before you submit, ask: "Did I multiply the coefficient by the value I substituted, or did I accidentally add it?"</w:t>
-      </w:r>
-    </w:p>
-    <w:p>
-      <w:pPr>
-        <w:spacing w:after="40" w:before="0"/>
-      </w:pPr>
-      <w:r>
-        <w:rPr>
-          <w:b/>
-          <w:bCs/>
-        </w:rPr>
-        <w:t xml:space="preserve">4. A. 36</w:t>
+        <w:t xml:space="preserve">     Watch for: A common mistake with powers is multiplying the base by the exponent: reading 3² as 3 × 2 = 6 instead of 3 × 3 = 9. A second is evaluating strictly left to right, so 3 + 4 × 2 becomes 14 instead of 11. The order of operations exists so one expression has exactly one value: grouping symbols, then powers, then × and ÷ left to right, then + and − left to right.</w:t>
+      </w:r>
+    </w:p>
+    <w:p>
+      <w:pPr>
+        <w:spacing w:after="40" w:before="0"/>
+      </w:pPr>
+      <w:r>
+        <w:rPr>
+          <w:b/>
+          <w:bCs/>
+        </w:rPr>
+        <w:t xml:space="preserve">4. A. 16</w:t>
       </w:r>
     </w:p>
     <w:p>
@@ -1343,7 +1628,7 @@
         <w:spacing w:after="20" w:before="0"/>
       </w:pPr>
       <w:r>
-        <w:t xml:space="preserve">     x² means x times itself. Substitute x = 6: 6² = 6 × 6 = 36.</w:t>
+        <w:t xml:space="preserve">     Multiply first: 2 × 5 = 10, then 6 + 10 = 16.</w:t>
       </w:r>
     </w:p>
     <w:p>
@@ -1355,19 +1640,19 @@
           <w:i/>
           <w:iCs/>
         </w:rPr>
-        <w:t xml:space="preserve">     Watch for: A common mistake in Evaluate Expressions is treating a coefficient like an addend instead of a factor — for example, evaluating 3x + 7 when x = 4 as 3 + 4 + 7 = 14 instead of the correct 3(4) + 7 = 12 + 7 = 19. A number written right next to a variable always means multiply, never add. Before you submit, ask: "Did I multiply the coefficient by the value I substituted, or did I accidentally add it?"</w:t>
-      </w:r>
-    </w:p>
-    <w:p>
-      <w:pPr>
-        <w:spacing w:after="40" w:before="0"/>
-      </w:pPr>
-      <w:r>
-        <w:rPr>
-          <w:b/>
-          <w:bCs/>
-        </w:rPr>
-        <w:t xml:space="preserve">5. Level 2 Extension — Fix the DJ's Order-of-Operations Mistake</w:t>
+        <w:t xml:space="preserve">     Watch for: A common mistake with powers is multiplying the base by the exponent: reading 3² as 3 × 2 = 6 instead of 3 × 3 = 9. A second is evaluating strictly left to right, so 3 + 4 × 2 becomes 14 instead of 11. The order of operations exists so one expression has exactly one value: grouping symbols, then powers, then × and ÷ left to right, then + and − left to right.</w:t>
+      </w:r>
+    </w:p>
+    <w:p>
+      <w:pPr>
+        <w:spacing w:after="40" w:before="0"/>
+      </w:pPr>
+      <w:r>
+        <w:rPr>
+          <w:b/>
+          <w:bCs/>
+        </w:rPr>
+        <w:t xml:space="preserve">5. A. 16</w:t>
       </w:r>
     </w:p>
     <w:p>
@@ -1375,7 +1660,31 @@
         <w:spacing w:after="20" w:before="0"/>
       </w:pPr>
       <w:r>
-        <w:t xml:space="preserve">     The mistake is in Step 3.</w:t>
+        <w:t xml:space="preserve">     4² = 4 × 4 = 16.</w:t>
+      </w:r>
+    </w:p>
+    <w:p>
+      <w:pPr>
+        <w:spacing w:after="80" w:before="0"/>
+      </w:pPr>
+      <w:r>
+        <w:rPr>
+          <w:i/>
+          <w:iCs/>
+        </w:rPr>
+        <w:t xml:space="preserve">     Watch for: A common mistake with powers is multiplying the base by the exponent: reading 3² as 3 × 2 = 6 instead of 3 × 3 = 9. A second is evaluating strictly left to right, so 3 + 4 × 2 becomes 14 instead of 11. The order of operations exists so one expression has exactly one value: grouping symbols, then powers, then × and ÷ left to right, then + and − left to right.</w:t>
+      </w:r>
+    </w:p>
+    <w:p>
+      <w:pPr>
+        <w:spacing w:after="40" w:before="0"/>
+      </w:pPr>
+      <w:r>
+        <w:rPr>
+          <w:b/>
+          <w:bCs/>
+        </w:rPr>
+        <w:t xml:space="preserve">6. A. 8 × 3 + 2</w:t>
       </w:r>
     </w:p>
     <w:p>
@@ -1383,7 +1692,7 @@
         <w:spacing w:after="20" w:before="0"/>
       </w:pPr>
       <w:r>
-        <w:t xml:space="preserve">     Correct work: 3(4) + 5 = 12 + 5 = 17. Follow the order of operations: multiply 3 × 4 = 12 FIRST, then add 5. There are no parentheses around 4 + 5, so you cannot add before multiplying.</w:t>
+        <w:t xml:space="preserve">     A numerical expression is numbers and operations with no equal sign and no variable.</w:t>
       </w:r>
     </w:p>
     <w:p>
@@ -1391,19 +1700,23 @@
         <w:spacing w:after="80" w:before="0"/>
       </w:pPr>
       <w:r>
-        <w:t xml:space="preserve">     Watch for: The step added 4 + 5 before multiplying, but nothing groups them — in 3(4) + 5 only the 4 is attached to the 3. Multiply first to get 12, then add 5 for 17. The written work would be correct only for 3(4 + 5), which is a different expression.</w:t>
-      </w:r>
-    </w:p>
-    <w:p>
-      <w:pPr>
-        <w:spacing w:after="40" w:before="0"/>
-      </w:pPr>
-      <w:r>
-        <w:rPr>
-          <w:b/>
-          <w:bCs/>
-        </w:rPr>
-        <w:t xml:space="preserve">6. Find the Evaluation Error</w:t>
+        <w:rPr>
+          <w:i/>
+          <w:iCs/>
+        </w:rPr>
+        <w:t xml:space="preserve">     Watch for: A common mistake with powers is multiplying the base by the exponent: reading 3² as 3 × 2 = 6 instead of 3 × 3 = 9. A second is evaluating strictly left to right, so 3 + 4 × 2 becomes 14 instead of 11. The order of operations exists so one expression has exactly one value: grouping symbols, then powers, then × and ÷ left to right, then + and − left to right.</w:t>
+      </w:r>
+    </w:p>
+    <w:p>
+      <w:pPr>
+        <w:spacing w:after="40" w:before="0"/>
+      </w:pPr>
+      <w:r>
+        <w:rPr>
+          <w:b/>
+          <w:bCs/>
+        </w:rPr>
+        <w:t xml:space="preserve">7. Open response — answers will vary.</w:t>
       </w:r>
     </w:p>
     <w:p>
@@ -1411,7 +1724,19 @@
         <w:spacing w:after="20" w:before="0"/>
       </w:pPr>
       <w:r>
-        <w:t xml:space="preserve">     The mistake is in Step 3.</w:t>
+        <w:t xml:space="preserve">     Sample: Each friend owes (4 × 3² + 6) ÷ 7. Evaluating: the power first, 3² = 9; then multiply, 4 × 9 = 36; then add inside the grouping symbols, 36 + 6 = 42; then divide, 42 ÷ 7 = $6 each. The grouping symbols matter because without them the expression would read 4 × 3² + 6 ÷ 7, which divides only the delivery fee among the friends and leaves each of them paying for all four pizzas — about $36.86 instead of $6. The parentheses are what say "split the WHOLE bill."</w:t>
+      </w:r>
+    </w:p>
+    <w:p>
+      <w:pPr>
+        <w:spacing w:after="40" w:before="0"/>
+      </w:pPr>
+      <w:r>
+        <w:rPr>
+          <w:b/>
+          <w:bCs/>
+        </w:rPr>
+        <w:t xml:space="preserve">8. Evaluate each expression, following the order of operations.</w:t>
       </w:r>
     </w:p>
     <w:p>
@@ -1419,47 +1744,7 @@
         <w:spacing w:after="20" w:before="0"/>
       </w:pPr>
       <w:r>
-        <w:t xml:space="preserve">     Correct work: 4(2²) + 3 = 4(4) + 3 = 16 + 3 = 19. Square the 2 first, THEN multiply by 4.</w:t>
-      </w:r>
-    </w:p>
-    <w:p>
-      <w:pPr>
-        <w:spacing w:after="80" w:before="0"/>
-      </w:pPr>
-      <w:r>
-        <w:t xml:space="preserve">     Watch for: The exponent in 4x² belongs only to x, not to 4x, so the work cannot be rewritten as (4 × 2)². Square first: 2² = 4, then multiply by 4 to get 16, then add 3 for 19. Treating it as 8² inflated the answer all the way to 67.</w:t>
-      </w:r>
-    </w:p>
-    <w:p>
-      <w:pPr>
-        <w:spacing w:after="40" w:before="0"/>
-      </w:pPr>
-      <w:r>
-        <w:rPr>
-          <w:b/>
-          <w:bCs/>
-        </w:rPr>
-        <w:t xml:space="preserve">7. Open response — answers will vary.</w:t>
-      </w:r>
-    </w:p>
-    <w:p>
-      <w:pPr>
-        <w:spacing w:after="80" w:before="0"/>
-      </w:pPr>
-      <w:r>
-        <w:t xml:space="preserve">     Look for key words: expression, variable, evaluate, substitute, coefficient, constant, cost.</w:t>
-      </w:r>
-    </w:p>
-    <w:p>
-      <w:pPr>
-        <w:spacing w:after="40" w:before="0"/>
-      </w:pPr>
-      <w:r>
-        <w:rPr>
-          <w:b/>
-          <w:bCs/>
-        </w:rPr>
-        <w:t xml:space="preserve">8. Substitute the value of x into each expression and evaluate.</w:t>
+        <w:t xml:space="preserve">     10 − 2² — Value: 6</w:t>
       </w:r>
     </w:p>
     <w:p>
@@ -1467,15 +1752,7 @@
         <w:spacing w:after="20" w:before="0"/>
       </w:pPr>
       <w:r>
-        <w:t xml:space="preserve">     3x + 2 — Result: 17</w:t>
-      </w:r>
-    </w:p>
-    <w:p>
-      <w:pPr>
-        <w:spacing w:after="20" w:before="0"/>
-      </w:pPr>
-      <w:r>
-        <w:t xml:space="preserve">     10 − x — Result: 6</w:t>
+        <w:t xml:space="preserve">     (2 + 3) × 4 — Value: 20</w:t>
       </w:r>
     </w:p>
     <w:p>
